--- a/BA/Part 1_Stakeholder Analysis amp Management-20260912/TemplatesFinal/SH Management_Communications Management Plan Template.docx
+++ b/BA/Part 1_Stakeholder Analysis amp Management-20260912/TemplatesFinal/SH Management_Communications Management Plan Template.docx
@@ -237,7 +237,7 @@
           <w:sz w:val="28"/>
           <w:szCs w:val="28"/>
         </w:rPr>
-        <w:t>Lviv Polytechnic National University</w:t>
+        <w:t>Project team "20/80" · Lviv Polytechnic National University</w:t>
       </w:r>
     </w:p>
     <w:p>
@@ -259,7 +259,7 @@
           <w:sz w:val="28"/>
           <w:szCs w:val="28"/>
         </w:rPr>
-        <w:t>12 S. Bandery Street</w:t>
+        <w:t>5 Lukasha Street</w:t>
       </w:r>
     </w:p>
     <w:p>
@@ -279,7 +279,7 @@
           <w:sz w:val="28"/>
           <w:szCs w:val="28"/>
         </w:rPr>
-        <w:t>Lviv, 79013, Ukraine</w:t>
+        <w:t>Lviv, Ukraine</w:t>
       </w:r>
     </w:p>
     <w:p>
@@ -1879,7 +1879,7 @@
     <w:p/>
     <w:p>
       <w:r>
-        <w:t>Twelve stakeholders have been identified for this project and are recorded in the Stakeholder Register together with their Power, Interest and Approach classification. The Register and the Communications Matrix in this document are kept consistent with one another: every stakeholder other than those classified as Monitor appears in at least one communication, and every communication owner is a role that exists in the RACI matrix.</w:t>
+        <w:t>Twelve stakeholders have been identified for this project and are recorded in the Stakeholder Register together with their Power, Interest and Approach classification. The Register and the Communications Matrix are kept consistent with one another: every stakeholder other than the one classified as Monitor appears in at least one communication, and every communication owner is a role that exists in the RACI matrix.</w:t>
       </w:r>
     </w:p>
     <w:p/>
@@ -1934,7 +1934,7 @@
     </w:p>
     <w:p>
       <w:r>
-        <w:t>The project sponsors are Lviv Polytechnic National University and the Ministry of Education and Science of Ukraine. The University funds the project, owns the current VNS platform and the student data, and accepts the final result. The Ministry acts as the sector regulator and funding source; it is not involved in day-to-day work and receives formal reporting once per semester. Since both sponsors act at executive level, communications are presented in summary format unless a sponsor requests more detail.</w:t>
+        <w:t>The project sponsors are Lviv Polytechnic National University and the Ministry of Education and Science of Ukraine. The University funds the project, owns the current VNS platform and the student data, approves scope and accepts the final result, and is therefore actively engaged. The Ministry is the formal sponsor of the sector, but for a pilot inside a single department it has neither influence over delivery nor day-to-day interest in it: it is classified as Monitor, carries no activity in the RACI matrix and has no recurring communication. Communications to the University sponsor are presented in summary format unless more detail is requested.</w:t>
       </w:r>
     </w:p>
     <w:p>
@@ -2068,7 +2068,7 @@
     </w:p>
     <w:p>
       <w:r>
-        <w:t>The Project Team comprises six students of group SHI-2025 who perform the work on the project: Kostiantyn Holovskyi (Product Owner), Nazar Zankovych (Project Manager), Andrii Lysun (Business Analyst), Denys Lunhul (Tech Lead), Yaroslav Shevchuk (DevOps) and Volodymyr Kamelchuk (QA Specialist). The team requires a detailed level of communication, achieved through a daily stand-up, a weekly planning session, a weekly technical sync and a fortnightly retrospective.</w:t>
+        <w:t>The Project Team is team "20/80", six students of group SHI-2025 who perform the work on the project: Kostiantyn Holovskyi (Product Owner), Nazar Zankovych (Project Manager), Andrii Lysun (Business Analyst), Denys Lunhul (Tech Lead), Yaroslav Shevchuk (DevOps) and Volodymyr Kamelchuk (QA Specialist). The team is based at 5 Lukasha Street, Lviv. It requires a detailed level of communication, achieved through a daily stand-up, a weekly planning session, a weekly technical sync and a fortnightly retrospective.</w:t>
       </w:r>
     </w:p>
     <w:p/>
@@ -2306,7 +2306,7 @@
           <w:p>
             <w:r/>
             <w:r>
-              <w:t>НУ «Львівська політехніка»</w:t>
+              <w:t>Lviv Polytechnic National University</w:t>
             </w:r>
           </w:p>
         </w:tc>
@@ -2317,7 +2317,7 @@
           <w:p>
             <w:r/>
             <w:r>
-              <w:t>Спонсор проєкту — замовник і власник майбутньої платформи</w:t>
+              <w:t>Project Sponsor — customer and owner of the future platform</w:t>
             </w:r>
           </w:p>
         </w:tc>
@@ -2328,7 +2328,7 @@
           <w:p>
             <w:r/>
             <w:r>
-              <w:t>Національний університет «Львівська політехніка»</w:t>
+              <w:t>Lviv Polytechnic National University</w:t>
             </w:r>
           </w:p>
         </w:tc>
@@ -2374,7 +2374,7 @@
           <w:p>
             <w:r/>
             <w:r>
-              <w:t>Міністерство освіти і науки України</w:t>
+              <w:t>Ministry of Education and Science of Ukraine</w:t>
             </w:r>
           </w:p>
         </w:tc>
@@ -2385,7 +2385,7 @@
           <w:p>
             <w:r/>
             <w:r>
-              <w:t>Спонсор — регулятор і джерело фінансування галузі</w:t>
+              <w:t>Project Sponsor — sector regulator and funding source</w:t>
             </w:r>
           </w:p>
         </w:tc>
@@ -2396,7 +2396,7 @@
           <w:p>
             <w:r/>
             <w:r>
-              <w:t>МОН України</w:t>
+              <w:t>Ministry of Education and Science of Ukraine</w:t>
             </w:r>
           </w:p>
         </w:tc>
@@ -2431,7 +2431,7 @@
           <w:p>
             <w:r/>
             <w:r>
-              <w:t>Rector</w:t>
+              <w:t>Rector / Executive Sponsor</w:t>
             </w:r>
           </w:p>
         </w:tc>
@@ -2442,7 +2442,7 @@
           <w:p>
             <w:r/>
             <w:r>
-              <w:t>Шаховська Наталія Богданівна</w:t>
+              <w:t>Nataliia Shakhovska</w:t>
             </w:r>
           </w:p>
         </w:tc>
@@ -2453,7 +2453,7 @@
           <w:p>
             <w:r/>
             <w:r>
-              <w:t>Ректорка НУЛП</w:t>
+              <w:t>Rector of Lviv Polytechnic National University</w:t>
             </w:r>
           </w:p>
         </w:tc>
@@ -2464,7 +2464,7 @@
           <w:p>
             <w:r/>
             <w:r>
-              <w:t>Ректорат НУ «Львівська політехніка»</w:t>
+              <w:t>Rector's Office, Lviv Polytechnic National University</w:t>
             </w:r>
           </w:p>
         </w:tc>
@@ -2510,7 +2510,7 @@
           <w:p>
             <w:r/>
             <w:r>
-              <w:t>Бойко Наталія Іванівна</w:t>
+              <w:t>Nataliia Boiko</w:t>
             </w:r>
           </w:p>
         </w:tc>
@@ -2521,7 +2521,7 @@
           <w:p>
             <w:r/>
             <w:r>
-              <w:t>Викладачка — замовниця та кінцева користувачка</w:t>
+              <w:t>Lecturer — customer and end user</w:t>
             </w:r>
           </w:p>
         </w:tc>
@@ -2532,7 +2532,7 @@
           <w:p>
             <w:r/>
             <w:r>
-              <w:t>НУ «Львівська політехніка»</w:t>
+              <w:t>Lviv Polytechnic National University</w:t>
             </w:r>
           </w:p>
         </w:tc>
@@ -2578,7 +2578,7 @@
           <w:p>
             <w:r/>
             <w:r>
-              <w:t>Технічний відділ Львівської політехніки</w:t>
+              <w:t>Technical Department of Lviv Polytechnic</w:t>
             </w:r>
           </w:p>
         </w:tc>
@@ -2589,7 +2589,7 @@
           <w:p>
             <w:r/>
             <w:r>
-              <w:t>Розробники та адміністратори чинної ВНС</w:t>
+              <w:t>Developers and administrators of the current VNS</w:t>
             </w:r>
           </w:p>
         </w:tc>
@@ -2600,7 +2600,7 @@
           <w:p>
             <w:r/>
             <w:r>
-              <w:t>НУ «Львівська політехніка»</w:t>
+              <w:t>Lviv Polytechnic National University</w:t>
             </w:r>
           </w:p>
         </w:tc>
@@ -2646,7 +2646,7 @@
           <w:p>
             <w:r/>
             <w:r>
-              <w:t>End users — студенти НУЛП</w:t>
+              <w:t>End users — Lviv Polytechnic students</w:t>
             </w:r>
           </w:p>
         </w:tc>
@@ -2657,7 +2657,7 @@
           <w:p>
             <w:r/>
             <w:r>
-              <w:t>Кінцеві користувачі продукту</w:t>
+              <w:t>End users of the product</w:t>
             </w:r>
           </w:p>
         </w:tc>
@@ -2668,7 +2668,7 @@
           <w:p>
             <w:r/>
             <w:r>
-              <w:t>Студентство НУ «Львівська політехніка»</w:t>
+              <w:t>Student body of Lviv Polytechnic National University</w:t>
             </w:r>
           </w:p>
         </w:tc>
@@ -2679,7 +2679,7 @@
           <w:p>
             <w:r/>
             <w:r>
-              <w:t>Через навчальні канали та скриньки @lpnu.ua</w:t>
+              <w:t>Via learning channels and @lpnu.ua mailboxes</w:t>
             </w:r>
           </w:p>
         </w:tc>
@@ -2714,7 +2714,7 @@
           <w:p>
             <w:r/>
             <w:r>
-              <w:t>Гольовський Костянтин</w:t>
+              <w:t>Kostiantyn Holovskyi</w:t>
             </w:r>
           </w:p>
         </w:tc>
@@ -2736,7 +2736,7 @@
           <w:p>
             <w:r/>
             <w:r>
-              <w:t>Проєктна команда "VNS", група SHI-2025</w:t>
+              <w:t>Project team “20/80”, group SHI-2025</w:t>
             </w:r>
           </w:p>
         </w:tc>
@@ -2782,7 +2782,7 @@
           <w:p>
             <w:r/>
             <w:r>
-              <w:t>Занкович Назар</w:t>
+              <w:t>Nazar Zankovych</w:t>
             </w:r>
           </w:p>
         </w:tc>
@@ -2804,7 +2804,7 @@
           <w:p>
             <w:r/>
             <w:r>
-              <w:t>Проєктна команда "VNS", група SHI-2025</w:t>
+              <w:t>Project team “20/80”, group SHI-2025</w:t>
             </w:r>
           </w:p>
         </w:tc>
@@ -2850,7 +2850,7 @@
           <w:p>
             <w:r/>
             <w:r>
-              <w:t>Лисун Андрій</w:t>
+              <w:t>Andrii Lysun</w:t>
             </w:r>
           </w:p>
         </w:tc>
@@ -2872,7 +2872,7 @@
           <w:p>
             <w:r/>
             <w:r>
-              <w:t>Проєктна команда "VNS", група SHI-2025</w:t>
+              <w:t>Project team “20/80”, group SHI-2025</w:t>
             </w:r>
           </w:p>
         </w:tc>
@@ -2918,7 +2918,7 @@
           <w:p>
             <w:r/>
             <w:r>
-              <w:t>Лунгул Денис</w:t>
+              <w:t>Denys Lunhul</w:t>
             </w:r>
           </w:p>
         </w:tc>
@@ -2940,7 +2940,7 @@
           <w:p>
             <w:r/>
             <w:r>
-              <w:t>Проєктна команда "VNS", група SHI-2025</w:t>
+              <w:t>Project team “20/80”, group SHI-2025</w:t>
             </w:r>
           </w:p>
         </w:tc>
@@ -2986,7 +2986,7 @@
           <w:p>
             <w:r/>
             <w:r>
-              <w:t>Шевчук Ярослав</w:t>
+              <w:t>Yaroslav Shevchuk</w:t>
             </w:r>
           </w:p>
         </w:tc>
@@ -3008,7 +3008,7 @@
           <w:p>
             <w:r/>
             <w:r>
-              <w:t>Проєктна команда "VNS", група SHI-2025</w:t>
+              <w:t>Project team “20/80”, group SHI-2025</w:t>
             </w:r>
           </w:p>
         </w:tc>
@@ -3054,7 +3054,7 @@
           <w:p>
             <w:r/>
             <w:r>
-              <w:t>Камельчук Володимир</w:t>
+              <w:t>Volodymyr Kamelchuk</w:t>
             </w:r>
           </w:p>
         </w:tc>
@@ -3076,7 +3076,7 @@
           <w:p>
             <w:r/>
             <w:r>
-              <w:t>Проєктна команда "VNS", група SHI-2025</w:t>
+              <w:t>Project team “20/80”, group SHI-2025</w:t>
             </w:r>
           </w:p>
         </w:tc>
@@ -3237,7 +3237,7 @@
     </w:p>
     <w:p>
       <w:r>
-        <w:t>The following table identifies the communications requirements for this project. It is derived from the Stakeholder Register: the medium and frequency of each communication match the preferred channel and frequency recorded there for the stakeholders involved.</w:t>
+        <w:t>The following table identifies the communications requirements for this project. It lists the recurring project ceremonies only and is derived from the Stakeholder Register: the medium and frequency of each communication match the preferred channel and frequency recorded there for the stakeholders involved.</w:t>
       </w:r>
     </w:p>
     <w:p/>
@@ -3443,7 +3443,7 @@
           <w:p>
             <w:r/>
             <w:r>
-              <w:t>Щоденний стендап команди</w:t>
+              <w:t>Team Standup</w:t>
             </w:r>
           </w:p>
         </w:tc>
@@ -3455,7 +3455,7 @@
           <w:p>
             <w:r/>
             <w:r>
-              <w:t>Синхронізувати прогрес за добу, озвучити блокери та перерозподілити роботу всередині команди</w:t>
+              <w:t>Synchronise progress since the previous day, raise blockers and redistribute work within the team</w:t>
             </w:r>
           </w:p>
         </w:tc>
@@ -3467,7 +3467,7 @@
           <w:p>
             <w:r/>
             <w:r>
-              <w:t>Зустріч (онлайн)</w:t>
+              <w:t>Meeting (online)</w:t>
             </w:r>
           </w:p>
         </w:tc>
@@ -3479,7 +3479,7 @@
           <w:p>
             <w:r/>
             <w:r>
-              <w:t>Щоденно, 10:00, 15 хв</w:t>
+              <w:t>Daily, 10:00, 15 min</w:t>
             </w:r>
           </w:p>
         </w:tc>
@@ -3491,7 +3491,7 @@
           <w:p>
             <w:r/>
             <w:r>
-              <w:t>Уся команда проєкту: PO, PM, BA, Tech Lead, DevOps, QA</w:t>
+              <w:t>Whole project team: PO, PM, BA, Tech Lead, DevOps, QA</w:t>
             </w:r>
           </w:p>
         </w:tc>
@@ -3503,7 +3503,7 @@
           <w:p>
             <w:r/>
             <w:r>
-              <w:t>Project Manager (Занкович Н.)</w:t>
+              <w:t>Project Manager (N. Zankovych)</w:t>
             </w:r>
           </w:p>
         </w:tc>
@@ -3544,7 +3544,7 @@
           <w:p>
             <w:r/>
             <w:r>
-              <w:t>Планування тижня та ревʼю беклогу</w:t>
+              <w:t>Weekly Planning and Backlog Review</w:t>
             </w:r>
           </w:p>
         </w:tc>
@@ -3556,7 +3556,7 @@
           <w:p>
             <w:r/>
             <w:r>
-              <w:t>Узгодити обсяг робіт на тиждень і пріоритети беклогу MVP; підтвердити критерії готовності завдань</w:t>
+              <w:t>Agree the scope of work for the week and the MVP backlog priorities; confirm the definition of ready</w:t>
             </w:r>
           </w:p>
         </w:tc>
@@ -3568,7 +3568,7 @@
           <w:p>
             <w:r/>
             <w:r>
-              <w:t>Зустріч</w:t>
+              <w:t>Meeting</w:t>
             </w:r>
           </w:p>
         </w:tc>
@@ -3580,7 +3580,7 @@
           <w:p>
             <w:r/>
             <w:r>
-              <w:t>Щотижня, понеділок</w:t>
+              <w:t>Weekly, Monday</w:t>
             </w:r>
           </w:p>
         </w:tc>
@@ -3604,7 +3604,7 @@
           <w:p>
             <w:r/>
             <w:r>
-              <w:t>Product Owner (Гольовський К.)</w:t>
+              <w:t>Product Owner (K. Holovskyi)</w:t>
             </w:r>
           </w:p>
         </w:tc>
@@ -3645,7 +3645,7 @@
           <w:p>
             <w:r/>
             <w:r>
-              <w:t>Зустріч з виявлення вимог із замовницею</w:t>
+              <w:t>Requirements Elicitation Meeting with the Customer</w:t>
             </w:r>
           </w:p>
         </w:tc>
@@ -3657,7 +3657,7 @@
           <w:p>
             <w:r/>
             <w:r>
-              <w:t>Уточнити сценарії викладача: матеріали, завдання, аналітика активності, режим AI для оцінюваних робіт</w:t>
+              <w:t>Clarify lecturer scenarios: materials, assignments, activity analytics, AI mode for graded work</w:t>
             </w:r>
           </w:p>
         </w:tc>
@@ -3669,7 +3669,7 @@
           <w:p>
             <w:r/>
             <w:r>
-              <w:t>Інтервʼю / воркшоп</w:t>
+              <w:t>Interview / workshop</w:t>
             </w:r>
           </w:p>
         </w:tc>
@@ -3681,7 +3681,7 @@
           <w:p>
             <w:r/>
             <w:r>
-              <w:t>Щотижня, четвер</w:t>
+              <w:t>Weekly, Thursday</w:t>
             </w:r>
           </w:p>
         </w:tc>
@@ -3693,7 +3693,7 @@
           <w:p>
             <w:r/>
             <w:r>
-              <w:t>Бойко Н. І., BA; PO і Tech Lead — за потреби</w:t>
+              <w:t>Nataliia Boiko, BA; PO and Tech Lead as needed</w:t>
             </w:r>
           </w:p>
         </w:tc>
@@ -3705,7 +3705,7 @@
           <w:p>
             <w:r/>
             <w:r>
-              <w:t>Business Analyst (Лисун А.)</w:t>
+              <w:t>Business Analyst (A. Lysun)</w:t>
             </w:r>
           </w:p>
         </w:tc>
@@ -3746,7 +3746,7 @@
           <w:p>
             <w:r/>
             <w:r>
-              <w:t>Сесія зворотного звʼязку з End users</w:t>
+              <w:t>End-user Feedback Session</w:t>
             </w:r>
           </w:p>
         </w:tc>
@@ -3758,7 +3758,7 @@
           <w:p>
             <w:r/>
             <w:r>
-              <w:t>Перевірити прототипи на реальних студентах і зібрати болі щодо дедлайнів, прогнозу оцінок і комунікації</w:t>
+              <w:t>Validate prototypes with real students and collect pain points on deadlines, grade forecast and communication</w:t>
             </w:r>
           </w:p>
         </w:tc>
@@ -3770,7 +3770,7 @@
           <w:p>
             <w:r/>
             <w:r>
-              <w:t>Опитування + юзабіліті-тест</w:t>
+              <w:t>Survey + usability test</w:t>
             </w:r>
           </w:p>
         </w:tc>
@@ -3782,7 +3782,7 @@
           <w:p>
             <w:r/>
             <w:r>
-              <w:t>Щотижня протягом пілоту</w:t>
+              <w:t>Weekly during the pilot</w:t>
             </w:r>
           </w:p>
         </w:tc>
@@ -3794,7 +3794,7 @@
           <w:p>
             <w:r/>
             <w:r>
-              <w:t>End users — студенти НУЛП, BA, QA, PO</w:t>
+              <w:t>End users — Lviv Polytechnic students, BA, QA, PO</w:t>
             </w:r>
           </w:p>
         </w:tc>
@@ -3806,7 +3806,7 @@
           <w:p>
             <w:r/>
             <w:r>
-              <w:t>Business Analyst (Лисун А.)</w:t>
+              <w:t>Business Analyst (A. Lysun)</w:t>
             </w:r>
           </w:p>
         </w:tc>
@@ -3847,7 +3847,7 @@
           <w:p>
             <w:r/>
             <w:r>
-              <w:t>Технічний синк</w:t>
+              <w:t>Technical Sync</w:t>
             </w:r>
           </w:p>
         </w:tc>
@@ -3859,7 +3859,7 @@
           <w:p>
             <w:r/>
             <w:r>
-              <w:t>Обговорити архітектуру власного бекенду, модель даних, технічний борг і залежності між модулями</w:t>
+              <w:t>Discuss the custom backend architecture, the data model, technical debt and dependencies between modules</w:t>
             </w:r>
           </w:p>
         </w:tc>
@@ -3871,7 +3871,7 @@
           <w:p>
             <w:r/>
             <w:r>
-              <w:t>Зустріч + ревʼю коду</w:t>
+              <w:t>Meeting + code review</w:t>
             </w:r>
           </w:p>
         </w:tc>
@@ -3883,7 +3883,7 @@
           <w:p>
             <w:r/>
             <w:r>
-              <w:t>Щотижня, вівторок</w:t>
+              <w:t>Weekly, Tuesday</w:t>
             </w:r>
           </w:p>
         </w:tc>
@@ -3895,7 +3895,7 @@
           <w:p>
             <w:r/>
             <w:r>
-              <w:t>Tech Lead, DevOps, QA, PM; BA — за потреби</w:t>
+              <w:t>Tech Lead, DevOps, QA, PM; BA as needed</w:t>
             </w:r>
           </w:p>
         </w:tc>
@@ -3907,7 +3907,7 @@
           <w:p>
             <w:r/>
             <w:r>
-              <w:t>Tech Lead (Лунгул Д.)</w:t>
+              <w:t>Tech Lead (D. Lunhul)</w:t>
             </w:r>
           </w:p>
         </w:tc>
@@ -3944,7 +3944,7 @@
           <w:p>
             <w:r/>
             <w:r>
-              <w:t>Звіт про якість і дефекти</w:t>
+              <w:t>Quality and Defect Report</w:t>
             </w:r>
           </w:p>
         </w:tc>
@@ -3955,7 +3955,7 @@
           <w:p>
             <w:r/>
             <w:r>
-              <w:t>Показати стан критеріїв приймання, відкриті дефекти й ризики релізу, зокрема коректність прогнозу оцінок</w:t>
+              <w:t>Report the state of the acceptance criteria, open defects and release risks, including grade forecast correctness</w:t>
             </w:r>
           </w:p>
         </w:tc>
@@ -3966,7 +3966,7 @@
           <w:p>
             <w:r/>
             <w:r>
-              <w:t>Письмовий звіт + дашборд</w:t>
+              <w:t>Written report + dashboard</w:t>
             </w:r>
           </w:p>
         </w:tc>
@@ -3977,7 +3977,7 @@
           <w:p>
             <w:r/>
             <w:r>
-              <w:t>Щотижня, пʼятниця</w:t>
+              <w:t>Weekly, Friday</w:t>
             </w:r>
           </w:p>
         </w:tc>
@@ -3999,7 +3999,7 @@
           <w:p>
             <w:r/>
             <w:r>
-              <w:t>QA Specialist (Камельчук В.)</w:t>
+              <w:t>QA Specialist (V. Kamelchuk)</w:t>
             </w:r>
           </w:p>
         </w:tc>
@@ -4034,7 +4034,7 @@
           <w:p>
             <w:r/>
             <w:r>
-              <w:t>Координація з технічним відділом ЛП</w:t>
+              <w:t>Coordination with the University Technical Department</w:t>
             </w:r>
           </w:p>
         </w:tc>
@@ -4045,7 +4045,7 @@
           <w:p>
             <w:r/>
             <w:r>
-              <w:t>Узгодити доступ до реєстру студентів, інфраструктуру, домен, сертифікати та політику безпеки</w:t>
+              <w:t>Agree access to the student registry, infrastructure, domain, certificates and the security policy</w:t>
             </w:r>
           </w:p>
         </w:tc>
@@ -4056,7 +4056,7 @@
           <w:p>
             <w:r/>
             <w:r>
-              <w:t>Робоча зустріч + email</w:t>
+              <w:t>Working meeting + e-mail</w:t>
             </w:r>
           </w:p>
         </w:tc>
@@ -4067,7 +4067,7 @@
           <w:p>
             <w:r/>
             <w:r>
-              <w:t>Раз на два тижні</w:t>
+              <w:t>Every two weeks</w:t>
             </w:r>
           </w:p>
         </w:tc>
@@ -4078,7 +4078,7 @@
           <w:p>
             <w:r/>
             <w:r>
-              <w:t>Технічний відділ ЛП, DevOps, Tech Lead, PM</w:t>
+              <w:t>Technical Department of Lviv Polytechnic, DevOps, Tech Lead, PM</w:t>
             </w:r>
           </w:p>
         </w:tc>
@@ -4089,7 +4089,7 @@
           <w:p>
             <w:r/>
             <w:r>
-              <w:t>DevOps (Шевчук Я.)</w:t>
+              <w:t>DevOps (Y. Shevchuk)</w:t>
             </w:r>
           </w:p>
         </w:tc>
@@ -4124,7 +4124,7 @@
           <w:p>
             <w:r/>
             <w:r>
-              <w:t>Звіт про статус спонсору</w:t>
+              <w:t>Status Report to the Sponsor</w:t>
             </w:r>
           </w:p>
         </w:tc>
@@ -4135,7 +4135,7 @@
           <w:p>
             <w:r/>
             <w:r>
-              <w:t>Показати прогрес, ризики та рішення, що потребують ескалації; підтвердити обсяг на наступний період</w:t>
+              <w:t>Present progress, risks and decisions requiring escalation; confirm the scope for the next period</w:t>
             </w:r>
           </w:p>
         </w:tc>
@@ -4146,7 +4146,7 @@
           <w:p>
             <w:r/>
             <w:r>
-              <w:t>Зустріч + письмовий звіт</w:t>
+              <w:t>Meeting + written report</w:t>
             </w:r>
           </w:p>
         </w:tc>
@@ -4157,7 +4157,7 @@
           <w:p>
             <w:r/>
             <w:r>
-              <w:t>Раз на два тижні, вівторок</w:t>
+              <w:t>Every two weeks, Tuesday</w:t>
             </w:r>
           </w:p>
         </w:tc>
@@ -4168,7 +4168,7 @@
           <w:p>
             <w:r/>
             <w:r>
-              <w:t>НУ «Львівська політехніка», Бойко Н. І., PM, PO, BA</w:t>
+              <w:t>Lviv Polytechnic National University, Nataliia Boiko, PM, PO, BA</w:t>
             </w:r>
           </w:p>
         </w:tc>
@@ -4179,7 +4179,7 @@
           <w:p>
             <w:r/>
             <w:r>
-              <w:t>Project Manager (Занкович Н.)</w:t>
+              <w:t>Project Manager (N. Zankovych)</w:t>
             </w:r>
           </w:p>
         </w:tc>
@@ -4214,7 +4214,7 @@
           <w:p>
             <w:r/>
             <w:r>
-              <w:t>Ретроспектива команди</w:t>
+              <w:t>Increment Demo for the Customer</w:t>
             </w:r>
           </w:p>
         </w:tc>
@@ -4225,7 +4225,7 @@
           <w:p>
             <w:r/>
             <w:r>
-              <w:t>Виявити, що працює, а що ні, і узгодити конкретні покращення процесу на наступні два тижні</w:t>
+              <w:t>Show the working increment, confirm that it matches the requirements and collect corrections</w:t>
             </w:r>
           </w:p>
         </w:tc>
@@ -4236,7 +4236,7 @@
           <w:p>
             <w:r/>
             <w:r>
-              <w:t>Зустріч</w:t>
+              <w:t>Demo + working meeting</w:t>
             </w:r>
           </w:p>
         </w:tc>
@@ -4247,7 +4247,7 @@
           <w:p>
             <w:r/>
             <w:r>
-              <w:t>Раз на два тижні, пʼятниця</w:t>
+              <w:t>Monthly</w:t>
             </w:r>
           </w:p>
         </w:tc>
@@ -4258,7 +4258,7 @@
           <w:p>
             <w:r/>
             <w:r>
-              <w:t>Уся команда проєкту</w:t>
+              <w:t>Nataliia Boiko, PO, PM, BA, QA</w:t>
             </w:r>
           </w:p>
         </w:tc>
@@ -4269,7 +4269,7 @@
           <w:p>
             <w:r/>
             <w:r>
-              <w:t>Project Manager (Занкович Н.)</w:t>
+              <w:t>Product Owner (K. Holovskyi)</w:t>
             </w:r>
           </w:p>
         </w:tc>
@@ -4280,7 +4280,7 @@
           <w:p>
             <w:r/>
             <w:r>
-              <w:t>Improvement actions</w:t>
+              <w:t>Demo / Minutes / Accepted scope</w:t>
             </w:r>
           </w:p>
         </w:tc>
@@ -4304,7 +4304,7 @@
           <w:p>
             <w:r/>
             <w:r>
-              <w:t>Демонстрація інкременту замовниці</w:t>
+              <w:t>Team Retrospective</w:t>
             </w:r>
           </w:p>
         </w:tc>
@@ -4315,7 +4315,7 @@
           <w:p>
             <w:r/>
             <w:r>
-              <w:t>Показати працюючий інкремент, підтвердити відповідність вимогам і зібрати коригування</w:t>
+              <w:t>Identify what works and what does not, and agree concrete process improvements for the next two weeks</w:t>
             </w:r>
           </w:p>
         </w:tc>
@@ -4326,7 +4326,7 @@
           <w:p>
             <w:r/>
             <w:r>
-              <w:t>Демо + робоча зустріч</w:t>
+              <w:t>Meeting</w:t>
             </w:r>
           </w:p>
         </w:tc>
@@ -4337,7 +4337,7 @@
           <w:p>
             <w:r/>
             <w:r>
-              <w:t>Щомісяця</w:t>
+              <w:t>Every two weeks, Friday</w:t>
             </w:r>
           </w:p>
         </w:tc>
@@ -4348,7 +4348,7 @@
           <w:p>
             <w:r/>
             <w:r>
-              <w:t>Бойко Н. І., PO, PM, BA, QA</w:t>
+              <w:t>Whole project team</w:t>
             </w:r>
           </w:p>
         </w:tc>
@@ -4359,7 +4359,7 @@
           <w:p>
             <w:r/>
             <w:r>
-              <w:t>Product Owner (Гольовський К.)</w:t>
+              <w:t>Project Manager (N. Zankovych)</w:t>
             </w:r>
           </w:p>
         </w:tc>
@@ -4370,7 +4370,7 @@
           <w:p>
             <w:r/>
             <w:r>
-              <w:t>Demo / Minutes / Accepted scope</w:t>
+              <w:t>Improvement actions</w:t>
             </w:r>
           </w:p>
         </w:tc>
@@ -4394,7 +4394,7 @@
           <w:p>
             <w:r/>
             <w:r>
-              <w:t>Підсумок для ректорату</w:t>
+              <w:t>Change Management Meeting</w:t>
             </w:r>
           </w:p>
         </w:tc>
@@ -4405,7 +4405,7 @@
           <w:p>
             <w:r/>
             <w:r>
-              <w:t>Поінформувати про статус, результати пілоту й потребу в рішенні щодо масштабування на весь університет</w:t>
+              <w:t>Review a scope change request, assess the impact on the schedule and take a decision</w:t>
             </w:r>
           </w:p>
         </w:tc>
@@ -4416,7 +4416,7 @@
           <w:p>
             <w:r/>
             <w:r>
-              <w:t>Email зі стислим підсумком (1 сторінка)</w:t>
+              <w:t>Meeting</w:t>
             </w:r>
           </w:p>
         </w:tc>
@@ -4427,7 +4427,7 @@
           <w:p>
             <w:r/>
             <w:r>
-              <w:t>Раз на семестр і на контрольних точках</w:t>
+              <w:t>As needed, within 2 business days of a request</w:t>
             </w:r>
           </w:p>
         </w:tc>
@@ -4438,7 +4438,7 @@
           <w:p>
             <w:r/>
             <w:r>
-              <w:t>Шаховська Н. Б. (ректорка), НУ «Львівська політехніка», PM</w:t>
+              <w:t>PO, PM, BA, Tech Lead; Nataliia Boiko for material changes</w:t>
             </w:r>
           </w:p>
         </w:tc>
@@ -4449,7 +4449,7 @@
           <w:p>
             <w:r/>
             <w:r>
-              <w:t>Project Manager (Занкович Н.)</w:t>
+              <w:t>Product Owner (K. Holovskyi)</w:t>
             </w:r>
           </w:p>
         </w:tc>
@@ -4460,7 +4460,7 @@
           <w:p>
             <w:r/>
             <w:r>
-              <w:t>One-page summary</w:t>
+              <w:t>Change request decision</w:t>
             </w:r>
           </w:p>
         </w:tc>
@@ -4471,7 +4471,7 @@
           <w:p>
             <w:r/>
             <w:r>
-              <w:t>E-mail, soft copy archived</w:t>
+              <w:t>Soft copy in the project repository</w:t>
             </w:r>
           </w:p>
         </w:tc>
@@ -4484,7 +4484,7 @@
           <w:p>
             <w:r/>
             <w:r>
-              <w:t>Звітність до МОН України</w:t>
+              <w:t>Summary for the Rector's Office</w:t>
             </w:r>
           </w:p>
         </w:tc>
@@ -4495,7 +4495,7 @@
           <w:p>
             <w:r/>
             <w:r>
-              <w:t>Поінформувати регулятора про перебіг і результати проєкту та відповідність нормативним вимогам</w:t>
+              <w:t>Report status, pilot results and the decision needed on scaling the product across the university</w:t>
             </w:r>
           </w:p>
         </w:tc>
@@ -4506,7 +4506,7 @@
           <w:p>
             <w:r/>
             <w:r>
-              <w:t>Офіційний звіт</w:t>
+              <w:t>E-mail with a one-page summary</w:t>
             </w:r>
           </w:p>
         </w:tc>
@@ -4517,7 +4517,7 @@
           <w:p>
             <w:r/>
             <w:r>
-              <w:t>Раз на семестр</w:t>
+              <w:t>Once per semester and at control points</w:t>
             </w:r>
           </w:p>
         </w:tc>
@@ -4528,7 +4528,7 @@
           <w:p>
             <w:r/>
             <w:r>
-              <w:t>МОН України, НУ «Львівська політехніка», ректорка, PM</w:t>
+              <w:t>Nataliia Shakhovska (Rector), Lviv Polytechnic National University, PM</w:t>
             </w:r>
           </w:p>
         </w:tc>
@@ -4539,7 +4539,7 @@
           <w:p>
             <w:r/>
             <w:r>
-              <w:t>Project Manager (Занкович Н.)</w:t>
+              <w:t>Project Manager (N. Zankovych)</w:t>
             </w:r>
           </w:p>
         </w:tc>
@@ -4550,7 +4550,7 @@
           <w:p>
             <w:r/>
             <w:r>
-              <w:t>Formal semester report</w:t>
+              <w:t>One-page summary</w:t>
             </w:r>
           </w:p>
         </w:tc>
@@ -4561,367 +4561,7 @@
           <w:p>
             <w:r/>
             <w:r>
-              <w:t>Official letter, soft copy archived</w:t>
-            </w:r>
-          </w:p>
-        </w:tc>
-      </w:tr>
-      <w:tr>
-        <w:tc>
-          <w:tcPr>
-            <w:tcW w:type="dxa" w:w="2070"/>
-          </w:tcPr>
-          <w:p>
-            <w:r/>
-            <w:r>
-              <w:t>Огляд витрат і квот LLM-API</w:t>
-            </w:r>
-          </w:p>
-        </w:tc>
-        <w:tc>
-          <w:tcPr>
-            <w:tcW w:type="dxa" w:w="2970"/>
-          </w:tcPr>
-          <w:p>
-            <w:r/>
-            <w:r>
-              <w:t>Контролювати вартість AI-модуля, денні ліміти запитів на користувача й умови обробки даних</w:t>
-            </w:r>
-          </w:p>
-        </w:tc>
-        <w:tc>
-          <w:tcPr>
-            <w:tcW w:type="dxa" w:w="1530"/>
-          </w:tcPr>
-          <w:p>
-            <w:r/>
-            <w:r>
-              <w:t>Email + тікет підтримки</w:t>
-            </w:r>
-          </w:p>
-        </w:tc>
-        <w:tc>
-          <w:tcPr>
-            <w:tcW w:type="dxa" w:w="1440"/>
-          </w:tcPr>
-          <w:p>
-            <w:r/>
-            <w:r>
-              <w:t>Щомісяця та при зміні тарифів</w:t>
-            </w:r>
-          </w:p>
-        </w:tc>
-        <w:tc>
-          <w:tcPr>
-            <w:tcW w:type="dxa" w:w="1800"/>
-          </w:tcPr>
-          <w:p>
-            <w:r/>
-            <w:r>
-              <w:t>PM, Tech Lead, DevOps, НУ «Львівська політехніка»</w:t>
-            </w:r>
-          </w:p>
-        </w:tc>
-        <w:tc>
-          <w:tcPr>
-            <w:tcW w:type="dxa" w:w="1170"/>
-          </w:tcPr>
-          <w:p>
-            <w:r/>
-            <w:r>
-              <w:t>Project Manager (Занкович Н.)</w:t>
-            </w:r>
-          </w:p>
-        </w:tc>
-        <w:tc>
-          <w:tcPr>
-            <w:tcW w:type="dxa" w:w="1440"/>
-          </w:tcPr>
-          <w:p>
-            <w:r/>
-            <w:r>
-              <w:t>Cost and quota overview</w:t>
-            </w:r>
-          </w:p>
-        </w:tc>
-        <w:tc>
-          <w:tcPr>
-            <w:tcW w:type="dxa" w:w="3240"/>
-          </w:tcPr>
-          <w:p>
-            <w:r/>
-            <w:r>
               <w:t>E-mail, soft copy archived</w:t>
-            </w:r>
-          </w:p>
-        </w:tc>
-      </w:tr>
-      <w:tr>
-        <w:tc>
-          <w:tcPr>
-            <w:tcW w:type="dxa" w:w="2070"/>
-          </w:tcPr>
-          <w:p>
-            <w:r/>
-            <w:r>
-              <w:t>Зустріч з керування змінами</w:t>
-            </w:r>
-          </w:p>
-        </w:tc>
-        <w:tc>
-          <w:tcPr>
-            <w:tcW w:type="dxa" w:w="2970"/>
-          </w:tcPr>
-          <w:p>
-            <w:r/>
-            <w:r>
-              <w:t>Розглянути запит на зміну обсягу, оцінити вплив на терміни й ухвалити рішення</w:t>
-            </w:r>
-          </w:p>
-        </w:tc>
-        <w:tc>
-          <w:tcPr>
-            <w:tcW w:type="dxa" w:w="1530"/>
-          </w:tcPr>
-          <w:p>
-            <w:r/>
-            <w:r>
-              <w:t>Зустріч</w:t>
-            </w:r>
-          </w:p>
-        </w:tc>
-        <w:tc>
-          <w:tcPr>
-            <w:tcW w:type="dxa" w:w="1440"/>
-          </w:tcPr>
-          <w:p>
-            <w:r/>
-            <w:r>
-              <w:t>За потреби, протягом 2 робочих днів після запиту</w:t>
-            </w:r>
-          </w:p>
-        </w:tc>
-        <w:tc>
-          <w:tcPr>
-            <w:tcW w:type="dxa" w:w="1800"/>
-          </w:tcPr>
-          <w:p>
-            <w:r/>
-            <w:r>
-              <w:t>PO, PM, BA, Tech Lead; Бойко Н. І. — за суттєвих змін</w:t>
-            </w:r>
-          </w:p>
-        </w:tc>
-        <w:tc>
-          <w:tcPr>
-            <w:tcW w:type="dxa" w:w="1170"/>
-          </w:tcPr>
-          <w:p>
-            <w:r/>
-            <w:r>
-              <w:t>Product Owner (Гольовський К.)</w:t>
-            </w:r>
-          </w:p>
-        </w:tc>
-        <w:tc>
-          <w:tcPr>
-            <w:tcW w:type="dxa" w:w="1440"/>
-          </w:tcPr>
-          <w:p>
-            <w:r/>
-            <w:r>
-              <w:t>Change request decision</w:t>
-            </w:r>
-          </w:p>
-        </w:tc>
-        <w:tc>
-          <w:tcPr>
-            <w:tcW w:type="dxa" w:w="3240"/>
-          </w:tcPr>
-          <w:p>
-            <w:r/>
-            <w:r>
-              <w:t>Soft copy in the project repository</w:t>
-            </w:r>
-          </w:p>
-        </w:tc>
-      </w:tr>
-      <w:tr>
-        <w:tc>
-          <w:tcPr>
-            <w:tcW w:type="dxa" w:w="2070"/>
-          </w:tcPr>
-          <w:p>
-            <w:r/>
-            <w:r>
-              <w:t>Інформування End users про пілот</w:t>
-            </w:r>
-          </w:p>
-        </w:tc>
-        <w:tc>
-          <w:tcPr>
-            <w:tcW w:type="dxa" w:w="2970"/>
-          </w:tcPr>
-          <w:p>
-            <w:r/>
-            <w:r>
-              <w:t>Набрати учасників пілоту, пояснити цінність продукту та зібрати заявки на участь</w:t>
-            </w:r>
-          </w:p>
-        </w:tc>
-        <w:tc>
-          <w:tcPr>
-            <w:tcW w:type="dxa" w:w="1530"/>
-          </w:tcPr>
-          <w:p>
-            <w:r/>
-            <w:r>
-              <w:t>Оголошення в навчальних каналах</w:t>
-            </w:r>
-          </w:p>
-        </w:tc>
-        <w:tc>
-          <w:tcPr>
-            <w:tcW w:type="dxa" w:w="1440"/>
-          </w:tcPr>
-          <w:p>
-            <w:r/>
-            <w:r>
-              <w:t>Перед пілотом і далі щомісяця</w:t>
-            </w:r>
-          </w:p>
-        </w:tc>
-        <w:tc>
-          <w:tcPr>
-            <w:tcW w:type="dxa" w:w="1800"/>
-          </w:tcPr>
-          <w:p>
-            <w:r/>
-            <w:r>
-              <w:t>End users — студенти НУЛП, PO, PM</w:t>
-            </w:r>
-          </w:p>
-        </w:tc>
-        <w:tc>
-          <w:tcPr>
-            <w:tcW w:type="dxa" w:w="1170"/>
-          </w:tcPr>
-          <w:p>
-            <w:r/>
-            <w:r>
-              <w:t>Product Owner (Гольовський К.)</w:t>
-            </w:r>
-          </w:p>
-        </w:tc>
-        <w:tc>
-          <w:tcPr>
-            <w:tcW w:type="dxa" w:w="1440"/>
-          </w:tcPr>
-          <w:p>
-            <w:r/>
-            <w:r>
-              <w:t>Announcement / Pilot sign-up list</w:t>
-            </w:r>
-          </w:p>
-        </w:tc>
-        <w:tc>
-          <w:tcPr>
-            <w:tcW w:type="dxa" w:w="3240"/>
-          </w:tcPr>
-          <w:p>
-            <w:r/>
-            <w:r>
-              <w:t>Learning channels, soft copy archived</w:t>
-            </w:r>
-          </w:p>
-        </w:tc>
-      </w:tr>
-      <w:tr>
-        <w:tc>
-          <w:tcPr>
-            <w:tcW w:type="dxa" w:w="2070"/>
-          </w:tcPr>
-          <w:p>
-            <w:r/>
-            <w:r>
-              <w:t>Передача результатів і закриття проєкту</w:t>
-            </w:r>
-          </w:p>
-        </w:tc>
-        <w:tc>
-          <w:tcPr>
-            <w:tcW w:type="dxa" w:w="2970"/>
-          </w:tcPr>
-          <w:p>
-            <w:r/>
-            <w:r>
-              <w:t>Передати систему, документацію та засвоєні уроки замовнику й підписати приймання результату</w:t>
-            </w:r>
-          </w:p>
-        </w:tc>
-        <w:tc>
-          <w:tcPr>
-            <w:tcW w:type="dxa" w:w="1530"/>
-          </w:tcPr>
-          <w:p>
-            <w:r/>
-            <w:r>
-              <w:t>Зустріч + пакет документації</w:t>
-            </w:r>
-          </w:p>
-        </w:tc>
-        <w:tc>
-          <w:tcPr>
-            <w:tcW w:type="dxa" w:w="1440"/>
-          </w:tcPr>
-          <w:p>
-            <w:r/>
-            <w:r>
-              <w:t>Одноразово, наприкінці проєкту</w:t>
-            </w:r>
-          </w:p>
-        </w:tc>
-        <w:tc>
-          <w:tcPr>
-            <w:tcW w:type="dxa" w:w="1800"/>
-          </w:tcPr>
-          <w:p>
-            <w:r/>
-            <w:r>
-              <w:t>НУ «Львівська політехніка», Бойко Н. І., технічний відділ ЛП, уся команда</w:t>
-            </w:r>
-          </w:p>
-        </w:tc>
-        <w:tc>
-          <w:tcPr>
-            <w:tcW w:type="dxa" w:w="1170"/>
-          </w:tcPr>
-          <w:p>
-            <w:r/>
-            <w:r>
-              <w:t>Project Manager (Занкович Н.)</w:t>
-            </w:r>
-          </w:p>
-        </w:tc>
-        <w:tc>
-          <w:tcPr>
-            <w:tcW w:type="dxa" w:w="1440"/>
-          </w:tcPr>
-          <w:p>
-            <w:r/>
-            <w:r>
-              <w:t>Handover package / Acceptance record</w:t>
-            </w:r>
-          </w:p>
-        </w:tc>
-        <w:tc>
-          <w:tcPr>
-            <w:tcW w:type="dxa" w:w="3240"/>
-          </w:tcPr>
-          <w:p>
-            <w:r/>
-            <w:r>
-              <w:t>Soft copy + signed acceptance</w:t>
             </w:r>
           </w:p>
         </w:tc>
@@ -5497,7 +5137,7 @@
           <w:p>
             <w:r/>
             <w:r>
-              <w:t>Пріоритет 1</w:t>
+              <w:t>Priority 1</w:t>
             </w:r>
           </w:p>
         </w:tc>
@@ -5510,7 +5150,7 @@
           <w:p>
             <w:r/>
             <w:r>
-              <w:t>Суттєвий вплив: робота команди заблокована або під загрозою терміни пілоту чи здачі проєкту</w:t>
+              <w:t>Major impact: the team is blocked, or the pilot or project deadline is at risk</w:t>
             </w:r>
           </w:p>
         </w:tc>
@@ -5523,7 +5163,7 @@
           <w:p>
             <w:r/>
             <w:r>
-              <w:t>НУ «Львівська політехніка» (спонсор)</w:t>
+              <w:t>Lviv Polytechnic National University (Sponsor)</w:t>
             </w:r>
           </w:p>
         </w:tc>
@@ -5536,7 +5176,7 @@
           <w:p>
             <w:r/>
             <w:r>
-              <w:t>Протягом 1 робочого дня</w:t>
+              <w:t>Within 1 business day</w:t>
             </w:r>
           </w:p>
         </w:tc>
@@ -5554,7 +5194,7 @@
           <w:p>
             <w:r/>
             <w:r>
-              <w:t>Пріоритет 2</w:t>
+              <w:t>Priority 2</w:t>
             </w:r>
           </w:p>
         </w:tc>
@@ -5567,7 +5207,7 @@
           <w:p>
             <w:r/>
             <w:r>
-              <w:t>Середній вплив: можливе зміщення термінів окремих активностей або обсягу MVP</w:t>
+              <w:t>Medium impact: individual activities or the MVP scope may slip</w:t>
             </w:r>
           </w:p>
         </w:tc>
@@ -5593,7 +5233,7 @@
           <w:p>
             <w:r/>
             <w:r>
-              <w:t>Протягом 2 робочих днів</w:t>
+              <w:t>Within 2 business days</w:t>
             </w:r>
           </w:p>
         </w:tc>
@@ -5611,7 +5251,7 @@
           <w:p>
             <w:r/>
             <w:r>
-              <w:t>Пріоритет 3</w:t>
+              <w:t>Priority 3</w:t>
             </w:r>
           </w:p>
         </w:tc>
@@ -5624,7 +5264,7 @@
           <w:p>
             <w:r/>
             <w:r>
-              <w:t>Незначний вплив: дрібні складнощі з графіком без впливу на обсяг і результат</w:t>
+              <w:t>Slight impact: minor scheduling difficulties with no effect on scope or outcome</w:t>
             </w:r>
           </w:p>
         </w:tc>
@@ -5650,7 +5290,7 @@
           <w:p>
             <w:r/>
             <w:r>
-              <w:t>Протягом 3 робочих днів</w:t>
+              <w:t>Within 3 business days</w:t>
             </w:r>
           </w:p>
         </w:tc>
@@ -5668,7 +5308,7 @@
           <w:p>
             <w:r/>
             <w:r>
-              <w:t>Пріоритет 4</w:t>
+              <w:t>Priority 4</w:t>
             </w:r>
           </w:p>
         </w:tc>
@@ -5681,7 +5321,7 @@
           <w:p>
             <w:r/>
             <w:r>
-              <w:t>Впливу на проєкт немає, але можливе краще рішення</w:t>
+              <w:t>No impact on the project, but a better solution may exist</w:t>
             </w:r>
           </w:p>
         </w:tc>
@@ -5707,7 +5347,7 @@
           <w:p>
             <w:r/>
             <w:r>
-              <w:t>Розглядається в межах процесу керування змінами</w:t>
+              <w:t>Handled through the change management process</w:t>
             </w:r>
           </w:p>
         </w:tc>

--- a/BA/Part 1_Stakeholder Analysis amp Management-20260912/TemplatesFinal/SH Management_Communications Management Plan Template.docx
+++ b/BA/Part 1_Stakeholder Analysis amp Management-20260912/TemplatesFinal/SH Management_Communications Management Plan Template.docx
@@ -2068,7 +2068,7 @@
     </w:p>
     <w:p>
       <w:r>
-        <w:t>The Project Team is team "20/80", six students of group SHI-2025 who perform the work on the project: Kostiantyn Holovskyi (Product Owner), Nazar Zankovych (Project Manager), Andrii Lysun (Business Analyst), Denys Lunhul (Tech Lead), Yaroslav Shevchuk (DevOps) and Volodymyr Kamelchuk (QA Specialist). The team is based at 5 Lukasha Street, Lviv. It requires a detailed level of communication, achieved through a daily stand-up, a weekly planning session, a weekly technical sync and a fortnightly retrospective.</w:t>
+        <w:t>The Project Team is team "20/80", six students who perform the work on the project: Kostiantyn Holovskyi (Product Owner), Nazar Zankovych (Project Manager), Andrii Lysun (Business Analyst), Denys Lunhul (Tech Lead), Yaroslav Shevchuk (DevOps) and Volodymyr Kamelchuk (QA Specialist). The team is based at 5 Lukasha Street, Lviv. It requires a detailed level of communication, achieved through a daily stand-up, a weekly planning session, a weekly technical sync and a fortnightly retrospective.</w:t>
       </w:r>
     </w:p>
     <w:p/>
@@ -2736,7 +2736,7 @@
           <w:p>
             <w:r/>
             <w:r>
-              <w:t>Project team “20/80”, group SHI-2025</w:t>
+              <w:t>Project team “20/80”</w:t>
             </w:r>
           </w:p>
         </w:tc>
@@ -2804,7 +2804,7 @@
           <w:p>
             <w:r/>
             <w:r>
-              <w:t>Project team “20/80”, group SHI-2025</w:t>
+              <w:t>Project team “20/80”</w:t>
             </w:r>
           </w:p>
         </w:tc>
@@ -2872,7 +2872,7 @@
           <w:p>
             <w:r/>
             <w:r>
-              <w:t>Project team “20/80”, group SHI-2025</w:t>
+              <w:t>Project team “20/80”</w:t>
             </w:r>
           </w:p>
         </w:tc>
@@ -2940,7 +2940,7 @@
           <w:p>
             <w:r/>
             <w:r>
-              <w:t>Project team “20/80”, group SHI-2025</w:t>
+              <w:t>Project team “20/80”</w:t>
             </w:r>
           </w:p>
         </w:tc>
@@ -3008,7 +3008,7 @@
           <w:p>
             <w:r/>
             <w:r>
-              <w:t>Project team “20/80”, group SHI-2025</w:t>
+              <w:t>Project team “20/80”</w:t>
             </w:r>
           </w:p>
         </w:tc>
@@ -3076,7 +3076,7 @@
           <w:p>
             <w:r/>
             <w:r>
-              <w:t>Project team “20/80”, group SHI-2025</w:t>
+              <w:t>Project team “20/80”</w:t>
             </w:r>
           </w:p>
         </w:tc>
@@ -5684,7 +5684,7 @@
     <w:p/>
     <w:p>
       <w:r>
-        <w:t>Business Analysis coursework · Project team "VNS", group SHI-2025 · Lviv Polytechnic National University</w:t>
+        <w:t>Business Analysis coursework · Project team "VNS" · Lviv Polytechnic National University</w:t>
       </w:r>
     </w:p>
     <w:p/>
